--- a/docs/docx/00-feature-audit.docx
+++ b/docs/docx/00-feature-audit.docx
@@ -23,7 +23,7 @@
       </w:pPr>
       <w:r>
         <w:rPr/>
-        <w:t>Планировщик отпусков 0.3.0 · Состояние as-is и целевой состав to-be</w:t>
+        <w:t>Планировщик отпусков 0.4.0 · Состояние as-is и целевой состав to-be</w:t>
       </w:r>
     </w:p>
     <w:p>
@@ -93,7 +93,7 @@
             </w:rPr>
             <w:fldChar w:fldCharType="separate"/>
           </w:r>
-          <w:hyperlink w:anchor="__RefHeading___Toc1447_1756087021">
+          <w:hyperlink w:anchor="__RefHeading___Toc1447_1562542824">
             <w:r>
               <w:rPr>
                 <w:webHidden/>
@@ -114,7 +114,7 @@
             </w:tabs>
             <w:rPr/>
           </w:pPr>
-          <w:hyperlink w:anchor="__RefHeading___Toc1449_1756087021">
+          <w:hyperlink w:anchor="__RefHeading___Toc1449_1562542824">
             <w:r>
               <w:rPr>
                 <w:webHidden/>
@@ -135,7 +135,7 @@
             </w:tabs>
             <w:rPr/>
           </w:pPr>
-          <w:hyperlink w:anchor="__RefHeading___Toc1451_1756087021">
+          <w:hyperlink w:anchor="__RefHeading___Toc1451_1562542824">
             <w:r>
               <w:rPr>
                 <w:webHidden/>
@@ -156,7 +156,7 @@
             </w:tabs>
             <w:rPr/>
           </w:pPr>
-          <w:hyperlink w:anchor="__RefHeading___Toc1453_1756087021">
+          <w:hyperlink w:anchor="__RefHeading___Toc1453_1562542824">
             <w:r>
               <w:rPr>
                 <w:webHidden/>
@@ -177,7 +177,7 @@
             </w:tabs>
             <w:rPr/>
           </w:pPr>
-          <w:hyperlink w:anchor="__RefHeading___Toc1455_1756087021">
+          <w:hyperlink w:anchor="__RefHeading___Toc1455_1562542824">
             <w:r>
               <w:rPr>
                 <w:webHidden/>
@@ -198,7 +198,7 @@
             </w:tabs>
             <w:rPr/>
           </w:pPr>
-          <w:hyperlink w:anchor="__RefHeading___Toc1457_1756087021">
+          <w:hyperlink w:anchor="__RefHeading___Toc1457_1562542824">
             <w:r>
               <w:rPr>
                 <w:webHidden/>
@@ -219,7 +219,7 @@
             </w:tabs>
             <w:rPr/>
           </w:pPr>
-          <w:hyperlink w:anchor="__RefHeading___Toc1459_1756087021">
+          <w:hyperlink w:anchor="__RefHeading___Toc1459_1562542824">
             <w:r>
               <w:rPr>
                 <w:webHidden/>
@@ -240,7 +240,7 @@
             </w:tabs>
             <w:rPr/>
           </w:pPr>
-          <w:hyperlink w:anchor="__RefHeading___Toc1461_1756087021">
+          <w:hyperlink w:anchor="__RefHeading___Toc1461_1562542824">
             <w:r>
               <w:rPr>
                 <w:webHidden/>
@@ -261,7 +261,7 @@
             </w:tabs>
             <w:rPr/>
           </w:pPr>
-          <w:hyperlink w:anchor="__RefHeading___Toc1463_1756087021">
+          <w:hyperlink w:anchor="__RefHeading___Toc1463_1562542824">
             <w:r>
               <w:rPr>
                 <w:webHidden/>
@@ -286,7 +286,7 @@
         <w:pStyle w:val="Heading1"/>
         <w:rPr/>
       </w:pPr>
-      <w:bookmarkStart w:id="0" w:name="__RefHeading___Toc1447_1756087021"/>
+      <w:bookmarkStart w:id="0" w:name="__RefHeading___Toc1447_1562542824"/>
       <w:bookmarkEnd w:id="0"/>
       <w:r>
         <w:rPr>
@@ -621,7 +621,7 @@
         <w:pStyle w:val="Heading1"/>
         <w:rPr/>
       </w:pPr>
-      <w:bookmarkStart w:id="2" w:name="__RefHeading___Toc1449_1756087021"/>
+      <w:bookmarkStart w:id="2" w:name="__RefHeading___Toc1449_1562542824"/>
       <w:bookmarkEnd w:id="2"/>
       <w:r>
         <w:rPr>
@@ -1761,7 +1761,7 @@
         <w:pStyle w:val="Heading1"/>
         <w:rPr/>
       </w:pPr>
-      <w:bookmarkStart w:id="3" w:name="__RefHeading___Toc1451_1756087021"/>
+      <w:bookmarkStart w:id="3" w:name="__RefHeading___Toc1451_1562542824"/>
       <w:bookmarkEnd w:id="3"/>
       <w:r>
         <w:rPr>
@@ -1975,7 +1975,7 @@
         <w:pStyle w:val="Heading1"/>
         <w:rPr/>
       </w:pPr>
-      <w:bookmarkStart w:id="4" w:name="__RefHeading___Toc1453_1756087021"/>
+      <w:bookmarkStart w:id="4" w:name="__RefHeading___Toc1453_1562542824"/>
       <w:bookmarkEnd w:id="4"/>
       <w:r>
         <w:rPr>
@@ -2048,7 +2048,7 @@
         <w:pStyle w:val="Heading2"/>
         <w:rPr/>
       </w:pPr>
-      <w:bookmarkStart w:id="5" w:name="__RefHeading___Toc1455_1756087021"/>
+      <w:bookmarkStart w:id="5" w:name="__RefHeading___Toc1455_1562542824"/>
       <w:bookmarkEnd w:id="5"/>
       <w:r>
         <w:rPr>
@@ -3590,7 +3590,7 @@
         <w:pStyle w:val="Heading2"/>
         <w:rPr/>
       </w:pPr>
-      <w:bookmarkStart w:id="7" w:name="__RefHeading___Toc1457_1756087021"/>
+      <w:bookmarkStart w:id="7" w:name="__RefHeading___Toc1457_1562542824"/>
       <w:bookmarkEnd w:id="7"/>
       <w:r>
         <w:rPr>
@@ -4725,7 +4725,7 @@
         <w:pStyle w:val="Heading2"/>
         <w:rPr/>
       </w:pPr>
-      <w:bookmarkStart w:id="8" w:name="__RefHeading___Toc1459_1756087021"/>
+      <w:bookmarkStart w:id="8" w:name="__RefHeading___Toc1459_1562542824"/>
       <w:bookmarkEnd w:id="8"/>
       <w:r>
         <w:rPr>
@@ -6024,7 +6024,7 @@
         <w:pStyle w:val="Heading2"/>
         <w:rPr/>
       </w:pPr>
-      <w:bookmarkStart w:id="9" w:name="__RefHeading___Toc1461_1756087021"/>
+      <w:bookmarkStart w:id="9" w:name="__RefHeading___Toc1461_1562542824"/>
       <w:bookmarkEnd w:id="9"/>
       <w:r>
         <w:rPr>
@@ -6913,7 +6913,7 @@
         <w:pStyle w:val="Heading1"/>
         <w:rPr/>
       </w:pPr>
-      <w:bookmarkStart w:id="11" w:name="__RefHeading___Toc1463_1756087021"/>
+      <w:bookmarkStart w:id="11" w:name="__RefHeading___Toc1463_1562542824"/>
       <w:bookmarkEnd w:id="11"/>
       <w:r>
         <w:rPr>
@@ -7413,7 +7413,7 @@
         <w:color w:val="8A92A6"/>
         <w:sz w:val="16"/>
       </w:rPr>
-      <w:t xml:space="preserve">Планировщик отпусков 0.3.0 · Ревизия функциональности · стр. </w:t>
+      <w:t xml:space="preserve">Планировщик отпусков 0.4.0 · Ревизия функциональности · стр. </w:t>
     </w:r>
     <w:r>
       <w:rPr/>
@@ -7452,7 +7452,7 @@
         <w:color w:val="8A92A6"/>
         <w:sz w:val="16"/>
       </w:rPr>
-      <w:t xml:space="preserve">Планировщик отпусков 0.3.0 · Ревизия функциональности · стр. </w:t>
+      <w:t xml:space="preserve">Планировщик отпусков 0.4.0 · Ревизия функциональности · стр. </w:t>
     </w:r>
     <w:r>
       <w:rPr/>

--- a/docs/docx/00-feature-audit.docx
+++ b/docs/docx/00-feature-audit.docx
@@ -23,7 +23,7 @@
       </w:pPr>
       <w:r>
         <w:rPr/>
-        <w:t>Планировщик отпусков 0.4.0 · Состояние as-is и целевой состав to-be</w:t>
+        <w:t>Планировщик отпусков 0.5.0 · Состояние as-is и целевой состав to-be</w:t>
       </w:r>
     </w:p>
     <w:p>
@@ -93,7 +93,7 @@
             </w:rPr>
             <w:fldChar w:fldCharType="separate"/>
           </w:r>
-          <w:hyperlink w:anchor="__RefHeading___Toc1447_1562542824">
+          <w:hyperlink w:anchor="__RefHeading___Toc1447_2275915807">
             <w:r>
               <w:rPr>
                 <w:webHidden/>
@@ -114,7 +114,7 @@
             </w:tabs>
             <w:rPr/>
           </w:pPr>
-          <w:hyperlink w:anchor="__RefHeading___Toc1449_1562542824">
+          <w:hyperlink w:anchor="__RefHeading___Toc1449_2275915807">
             <w:r>
               <w:rPr>
                 <w:webHidden/>
@@ -135,7 +135,7 @@
             </w:tabs>
             <w:rPr/>
           </w:pPr>
-          <w:hyperlink w:anchor="__RefHeading___Toc1451_1562542824">
+          <w:hyperlink w:anchor="__RefHeading___Toc1451_2275915807">
             <w:r>
               <w:rPr>
                 <w:webHidden/>
@@ -156,7 +156,7 @@
             </w:tabs>
             <w:rPr/>
           </w:pPr>
-          <w:hyperlink w:anchor="__RefHeading___Toc1453_1562542824">
+          <w:hyperlink w:anchor="__RefHeading___Toc1453_2275915807">
             <w:r>
               <w:rPr>
                 <w:webHidden/>
@@ -177,7 +177,7 @@
             </w:tabs>
             <w:rPr/>
           </w:pPr>
-          <w:hyperlink w:anchor="__RefHeading___Toc1455_1562542824">
+          <w:hyperlink w:anchor="__RefHeading___Toc1455_2275915807">
             <w:r>
               <w:rPr>
                 <w:webHidden/>
@@ -198,7 +198,7 @@
             </w:tabs>
             <w:rPr/>
           </w:pPr>
-          <w:hyperlink w:anchor="__RefHeading___Toc1457_1562542824">
+          <w:hyperlink w:anchor="__RefHeading___Toc1457_2275915807">
             <w:r>
               <w:rPr>
                 <w:webHidden/>
@@ -219,7 +219,7 @@
             </w:tabs>
             <w:rPr/>
           </w:pPr>
-          <w:hyperlink w:anchor="__RefHeading___Toc1459_1562542824">
+          <w:hyperlink w:anchor="__RefHeading___Toc1459_2275915807">
             <w:r>
               <w:rPr>
                 <w:webHidden/>
@@ -240,7 +240,7 @@
             </w:tabs>
             <w:rPr/>
           </w:pPr>
-          <w:hyperlink w:anchor="__RefHeading___Toc1461_1562542824">
+          <w:hyperlink w:anchor="__RefHeading___Toc1461_2275915807">
             <w:r>
               <w:rPr>
                 <w:webHidden/>
@@ -261,7 +261,7 @@
             </w:tabs>
             <w:rPr/>
           </w:pPr>
-          <w:hyperlink w:anchor="__RefHeading___Toc1463_1562542824">
+          <w:hyperlink w:anchor="__RefHeading___Toc1463_2275915807">
             <w:r>
               <w:rPr>
                 <w:webHidden/>
@@ -286,7 +286,7 @@
         <w:pStyle w:val="Heading1"/>
         <w:rPr/>
       </w:pPr>
-      <w:bookmarkStart w:id="0" w:name="__RefHeading___Toc1447_1562542824"/>
+      <w:bookmarkStart w:id="0" w:name="__RefHeading___Toc1447_2275915807"/>
       <w:bookmarkEnd w:id="0"/>
       <w:r>
         <w:rPr>
@@ -621,7 +621,7 @@
         <w:pStyle w:val="Heading1"/>
         <w:rPr/>
       </w:pPr>
-      <w:bookmarkStart w:id="2" w:name="__RefHeading___Toc1449_1562542824"/>
+      <w:bookmarkStart w:id="2" w:name="__RefHeading___Toc1449_2275915807"/>
       <w:bookmarkEnd w:id="2"/>
       <w:r>
         <w:rPr>
@@ -1761,7 +1761,7 @@
         <w:pStyle w:val="Heading1"/>
         <w:rPr/>
       </w:pPr>
-      <w:bookmarkStart w:id="3" w:name="__RefHeading___Toc1451_1562542824"/>
+      <w:bookmarkStart w:id="3" w:name="__RefHeading___Toc1451_2275915807"/>
       <w:bookmarkEnd w:id="3"/>
       <w:r>
         <w:rPr>
@@ -1975,7 +1975,7 @@
         <w:pStyle w:val="Heading1"/>
         <w:rPr/>
       </w:pPr>
-      <w:bookmarkStart w:id="4" w:name="__RefHeading___Toc1453_1562542824"/>
+      <w:bookmarkStart w:id="4" w:name="__RefHeading___Toc1453_2275915807"/>
       <w:bookmarkEnd w:id="4"/>
       <w:r>
         <w:rPr>
@@ -2048,7 +2048,7 @@
         <w:pStyle w:val="Heading2"/>
         <w:rPr/>
       </w:pPr>
-      <w:bookmarkStart w:id="5" w:name="__RefHeading___Toc1455_1562542824"/>
+      <w:bookmarkStart w:id="5" w:name="__RefHeading___Toc1455_2275915807"/>
       <w:bookmarkEnd w:id="5"/>
       <w:r>
         <w:rPr>
@@ -3590,7 +3590,7 @@
         <w:pStyle w:val="Heading2"/>
         <w:rPr/>
       </w:pPr>
-      <w:bookmarkStart w:id="7" w:name="__RefHeading___Toc1457_1562542824"/>
+      <w:bookmarkStart w:id="7" w:name="__RefHeading___Toc1457_2275915807"/>
       <w:bookmarkEnd w:id="7"/>
       <w:r>
         <w:rPr>
@@ -4725,7 +4725,7 @@
         <w:pStyle w:val="Heading2"/>
         <w:rPr/>
       </w:pPr>
-      <w:bookmarkStart w:id="8" w:name="__RefHeading___Toc1459_1562542824"/>
+      <w:bookmarkStart w:id="8" w:name="__RefHeading___Toc1459_2275915807"/>
       <w:bookmarkEnd w:id="8"/>
       <w:r>
         <w:rPr>
@@ -6024,7 +6024,7 @@
         <w:pStyle w:val="Heading2"/>
         <w:rPr/>
       </w:pPr>
-      <w:bookmarkStart w:id="9" w:name="__RefHeading___Toc1461_1562542824"/>
+      <w:bookmarkStart w:id="9" w:name="__RefHeading___Toc1461_2275915807"/>
       <w:bookmarkEnd w:id="9"/>
       <w:r>
         <w:rPr>
@@ -6913,7 +6913,7 @@
         <w:pStyle w:val="Heading1"/>
         <w:rPr/>
       </w:pPr>
-      <w:bookmarkStart w:id="11" w:name="__RefHeading___Toc1463_1562542824"/>
+      <w:bookmarkStart w:id="11" w:name="__RefHeading___Toc1463_2275915807"/>
       <w:bookmarkEnd w:id="11"/>
       <w:r>
         <w:rPr>
@@ -7413,7 +7413,7 @@
         <w:color w:val="8A92A6"/>
         <w:sz w:val="16"/>
       </w:rPr>
-      <w:t xml:space="preserve">Планировщик отпусков 0.4.0 · Ревизия функциональности · стр. </w:t>
+      <w:t xml:space="preserve">Планировщик отпусков 0.5.0 · Ревизия функциональности · стр. </w:t>
     </w:r>
     <w:r>
       <w:rPr/>
@@ -7452,7 +7452,7 @@
         <w:color w:val="8A92A6"/>
         <w:sz w:val="16"/>
       </w:rPr>
-      <w:t xml:space="preserve">Планировщик отпусков 0.4.0 · Ревизия функциональности · стр. </w:t>
+      <w:t xml:space="preserve">Планировщик отпусков 0.5.0 · Ревизия функциональности · стр. </w:t>
     </w:r>
     <w:r>
       <w:rPr/>

--- a/docs/docx/00-feature-audit.docx
+++ b/docs/docx/00-feature-audit.docx
@@ -23,7 +23,7 @@
       </w:pPr>
       <w:r>
         <w:rPr/>
-        <w:t>Планировщик отпусков 0.5.0 · Состояние as-is и целевой состав to-be</w:t>
+        <w:t>Планировщик отпусков 0.6.0 · Состояние as-is и целевой состав to-be</w:t>
       </w:r>
     </w:p>
     <w:p>
@@ -33,7 +33,7 @@
       </w:pPr>
       <w:r>
         <w:rPr/>
-        <w:t>28 октября 2026</w:t>
+        <w:t>29 октября 2026</w:t>
       </w:r>
     </w:p>
     <w:sdt>
@@ -93,7 +93,7 @@
             </w:rPr>
             <w:fldChar w:fldCharType="separate"/>
           </w:r>
-          <w:hyperlink w:anchor="__RefHeading___Toc1447_2275915807">
+          <w:hyperlink w:anchor="__RefHeading___Toc1447_3673021804">
             <w:r>
               <w:rPr>
                 <w:webHidden/>
@@ -114,7 +114,7 @@
             </w:tabs>
             <w:rPr/>
           </w:pPr>
-          <w:hyperlink w:anchor="__RefHeading___Toc1449_2275915807">
+          <w:hyperlink w:anchor="__RefHeading___Toc1449_3673021804">
             <w:r>
               <w:rPr>
                 <w:webHidden/>
@@ -135,7 +135,7 @@
             </w:tabs>
             <w:rPr/>
           </w:pPr>
-          <w:hyperlink w:anchor="__RefHeading___Toc1451_2275915807">
+          <w:hyperlink w:anchor="__RefHeading___Toc1451_3673021804">
             <w:r>
               <w:rPr>
                 <w:webHidden/>
@@ -156,7 +156,7 @@
             </w:tabs>
             <w:rPr/>
           </w:pPr>
-          <w:hyperlink w:anchor="__RefHeading___Toc1453_2275915807">
+          <w:hyperlink w:anchor="__RefHeading___Toc1453_3673021804">
             <w:r>
               <w:rPr>
                 <w:webHidden/>
@@ -177,7 +177,7 @@
             </w:tabs>
             <w:rPr/>
           </w:pPr>
-          <w:hyperlink w:anchor="__RefHeading___Toc1455_2275915807">
+          <w:hyperlink w:anchor="__RefHeading___Toc1455_3673021804">
             <w:r>
               <w:rPr>
                 <w:webHidden/>
@@ -198,7 +198,7 @@
             </w:tabs>
             <w:rPr/>
           </w:pPr>
-          <w:hyperlink w:anchor="__RefHeading___Toc1457_2275915807">
+          <w:hyperlink w:anchor="__RefHeading___Toc1457_3673021804">
             <w:r>
               <w:rPr>
                 <w:webHidden/>
@@ -219,7 +219,7 @@
             </w:tabs>
             <w:rPr/>
           </w:pPr>
-          <w:hyperlink w:anchor="__RefHeading___Toc1459_2275915807">
+          <w:hyperlink w:anchor="__RefHeading___Toc1459_3673021804">
             <w:r>
               <w:rPr>
                 <w:webHidden/>
@@ -240,7 +240,7 @@
             </w:tabs>
             <w:rPr/>
           </w:pPr>
-          <w:hyperlink w:anchor="__RefHeading___Toc1461_2275915807">
+          <w:hyperlink w:anchor="__RefHeading___Toc1461_3673021804">
             <w:r>
               <w:rPr>
                 <w:webHidden/>
@@ -261,7 +261,7 @@
             </w:tabs>
             <w:rPr/>
           </w:pPr>
-          <w:hyperlink w:anchor="__RefHeading___Toc1463_2275915807">
+          <w:hyperlink w:anchor="__RefHeading___Toc1463_3673021804">
             <w:r>
               <w:rPr>
                 <w:webHidden/>
@@ -286,7 +286,7 @@
         <w:pStyle w:val="Heading1"/>
         <w:rPr/>
       </w:pPr>
-      <w:bookmarkStart w:id="0" w:name="__RefHeading___Toc1447_2275915807"/>
+      <w:bookmarkStart w:id="0" w:name="__RefHeading___Toc1447_3673021804"/>
       <w:bookmarkEnd w:id="0"/>
       <w:r>
         <w:rPr>
@@ -621,7 +621,7 @@
         <w:pStyle w:val="Heading1"/>
         <w:rPr/>
       </w:pPr>
-      <w:bookmarkStart w:id="2" w:name="__RefHeading___Toc1449_2275915807"/>
+      <w:bookmarkStart w:id="2" w:name="__RefHeading___Toc1449_3673021804"/>
       <w:bookmarkEnd w:id="2"/>
       <w:r>
         <w:rPr>
@@ -1761,7 +1761,7 @@
         <w:pStyle w:val="Heading1"/>
         <w:rPr/>
       </w:pPr>
-      <w:bookmarkStart w:id="3" w:name="__RefHeading___Toc1451_2275915807"/>
+      <w:bookmarkStart w:id="3" w:name="__RefHeading___Toc1451_3673021804"/>
       <w:bookmarkEnd w:id="3"/>
       <w:r>
         <w:rPr>
@@ -1975,7 +1975,7 @@
         <w:pStyle w:val="Heading1"/>
         <w:rPr/>
       </w:pPr>
-      <w:bookmarkStart w:id="4" w:name="__RefHeading___Toc1453_2275915807"/>
+      <w:bookmarkStart w:id="4" w:name="__RefHeading___Toc1453_3673021804"/>
       <w:bookmarkEnd w:id="4"/>
       <w:r>
         <w:rPr>
@@ -2048,7 +2048,7 @@
         <w:pStyle w:val="Heading2"/>
         <w:rPr/>
       </w:pPr>
-      <w:bookmarkStart w:id="5" w:name="__RefHeading___Toc1455_2275915807"/>
+      <w:bookmarkStart w:id="5" w:name="__RefHeading___Toc1455_3673021804"/>
       <w:bookmarkEnd w:id="5"/>
       <w:r>
         <w:rPr>
@@ -3590,7 +3590,7 @@
         <w:pStyle w:val="Heading2"/>
         <w:rPr/>
       </w:pPr>
-      <w:bookmarkStart w:id="7" w:name="__RefHeading___Toc1457_2275915807"/>
+      <w:bookmarkStart w:id="7" w:name="__RefHeading___Toc1457_3673021804"/>
       <w:bookmarkEnd w:id="7"/>
       <w:r>
         <w:rPr>
@@ -4725,7 +4725,7 @@
         <w:pStyle w:val="Heading2"/>
         <w:rPr/>
       </w:pPr>
-      <w:bookmarkStart w:id="8" w:name="__RefHeading___Toc1459_2275915807"/>
+      <w:bookmarkStart w:id="8" w:name="__RefHeading___Toc1459_3673021804"/>
       <w:bookmarkEnd w:id="8"/>
       <w:r>
         <w:rPr>
@@ -6024,7 +6024,7 @@
         <w:pStyle w:val="Heading2"/>
         <w:rPr/>
       </w:pPr>
-      <w:bookmarkStart w:id="9" w:name="__RefHeading___Toc1461_2275915807"/>
+      <w:bookmarkStart w:id="9" w:name="__RefHeading___Toc1461_3673021804"/>
       <w:bookmarkEnd w:id="9"/>
       <w:r>
         <w:rPr>
@@ -6913,7 +6913,7 @@
         <w:pStyle w:val="Heading1"/>
         <w:rPr/>
       </w:pPr>
-      <w:bookmarkStart w:id="11" w:name="__RefHeading___Toc1463_2275915807"/>
+      <w:bookmarkStart w:id="11" w:name="__RefHeading___Toc1463_3673021804"/>
       <w:bookmarkEnd w:id="11"/>
       <w:r>
         <w:rPr>
@@ -7413,7 +7413,7 @@
         <w:color w:val="8A92A6"/>
         <w:sz w:val="16"/>
       </w:rPr>
-      <w:t xml:space="preserve">Планировщик отпусков 0.5.0 · Ревизия функциональности · стр. </w:t>
+      <w:t xml:space="preserve">Планировщик отпусков 0.6.0 · Ревизия функциональности · стр. </w:t>
     </w:r>
     <w:r>
       <w:rPr/>
@@ -7452,7 +7452,7 @@
         <w:color w:val="8A92A6"/>
         <w:sz w:val="16"/>
       </w:rPr>
-      <w:t xml:space="preserve">Планировщик отпусков 0.5.0 · Ревизия функциональности · стр. </w:t>
+      <w:t xml:space="preserve">Планировщик отпусков 0.6.0 · Ревизия функциональности · стр. </w:t>
     </w:r>
     <w:r>
       <w:rPr/>

--- a/docs/docx/00-feature-audit.docx
+++ b/docs/docx/00-feature-audit.docx
@@ -23,7 +23,7 @@
       </w:pPr>
       <w:r>
         <w:rPr/>
-        <w:t>Планировщик отпусков 0.6.0 · Состояние as-is и целевой состав to-be</w:t>
+        <w:t>Планировщик отпусков 1.0.0 · Состояние as-is и целевой состав to-be</w:t>
       </w:r>
     </w:p>
     <w:p>
@@ -33,7 +33,7 @@
       </w:pPr>
       <w:r>
         <w:rPr/>
-        <w:t>29 октября 2026</w:t>
+        <w:t>30 октября 2026</w:t>
       </w:r>
     </w:p>
     <w:sdt>
@@ -93,7 +93,7 @@
             </w:rPr>
             <w:fldChar w:fldCharType="separate"/>
           </w:r>
-          <w:hyperlink w:anchor="__RefHeading___Toc1447_3673021804">
+          <w:hyperlink w:anchor="__RefHeading___Toc1461_1804324697">
             <w:r>
               <w:rPr>
                 <w:webHidden/>
@@ -114,7 +114,7 @@
             </w:tabs>
             <w:rPr/>
           </w:pPr>
-          <w:hyperlink w:anchor="__RefHeading___Toc1449_3673021804">
+          <w:hyperlink w:anchor="__RefHeading___Toc1463_1804324697">
             <w:r>
               <w:rPr>
                 <w:webHidden/>
@@ -135,7 +135,7 @@
             </w:tabs>
             <w:rPr/>
           </w:pPr>
-          <w:hyperlink w:anchor="__RefHeading___Toc1451_3673021804">
+          <w:hyperlink w:anchor="__RefHeading___Toc1465_1804324697">
             <w:r>
               <w:rPr>
                 <w:webHidden/>
@@ -156,7 +156,7 @@
             </w:tabs>
             <w:rPr/>
           </w:pPr>
-          <w:hyperlink w:anchor="__RefHeading___Toc1453_3673021804">
+          <w:hyperlink w:anchor="__RefHeading___Toc1467_1804324697">
             <w:r>
               <w:rPr>
                 <w:webHidden/>
@@ -177,7 +177,7 @@
             </w:tabs>
             <w:rPr/>
           </w:pPr>
-          <w:hyperlink w:anchor="__RefHeading___Toc1455_3673021804">
+          <w:hyperlink w:anchor="__RefHeading___Toc1469_1804324697">
             <w:r>
               <w:rPr>
                 <w:webHidden/>
@@ -198,7 +198,7 @@
             </w:tabs>
             <w:rPr/>
           </w:pPr>
-          <w:hyperlink w:anchor="__RefHeading___Toc1457_3673021804">
+          <w:hyperlink w:anchor="__RefHeading___Toc1471_1804324697">
             <w:r>
               <w:rPr>
                 <w:webHidden/>
@@ -219,7 +219,7 @@
             </w:tabs>
             <w:rPr/>
           </w:pPr>
-          <w:hyperlink w:anchor="__RefHeading___Toc1459_3673021804">
+          <w:hyperlink w:anchor="__RefHeading___Toc1473_1804324697">
             <w:r>
               <w:rPr>
                 <w:webHidden/>
@@ -240,7 +240,7 @@
             </w:tabs>
             <w:rPr/>
           </w:pPr>
-          <w:hyperlink w:anchor="__RefHeading___Toc1461_3673021804">
+          <w:hyperlink w:anchor="__RefHeading___Toc1475_1804324697">
             <w:r>
               <w:rPr>
                 <w:webHidden/>
@@ -261,7 +261,7 @@
             </w:tabs>
             <w:rPr/>
           </w:pPr>
-          <w:hyperlink w:anchor="__RefHeading___Toc1463_3673021804">
+          <w:hyperlink w:anchor="__RefHeading___Toc1477_1804324697">
             <w:r>
               <w:rPr>
                 <w:webHidden/>
@@ -286,7 +286,7 @@
         <w:pStyle w:val="Heading1"/>
         <w:rPr/>
       </w:pPr>
-      <w:bookmarkStart w:id="0" w:name="__RefHeading___Toc1447_3673021804"/>
+      <w:bookmarkStart w:id="0" w:name="__RefHeading___Toc1461_1804324697"/>
       <w:bookmarkEnd w:id="0"/>
       <w:r>
         <w:rPr>
@@ -621,7 +621,7 @@
         <w:pStyle w:val="Heading1"/>
         <w:rPr/>
       </w:pPr>
-      <w:bookmarkStart w:id="2" w:name="__RefHeading___Toc1449_3673021804"/>
+      <w:bookmarkStart w:id="2" w:name="__RefHeading___Toc1463_1804324697"/>
       <w:bookmarkEnd w:id="2"/>
       <w:r>
         <w:rPr>
@@ -1761,7 +1761,7 @@
         <w:pStyle w:val="Heading1"/>
         <w:rPr/>
       </w:pPr>
-      <w:bookmarkStart w:id="3" w:name="__RefHeading___Toc1451_3673021804"/>
+      <w:bookmarkStart w:id="3" w:name="__RefHeading___Toc1465_1804324697"/>
       <w:bookmarkEnd w:id="3"/>
       <w:r>
         <w:rPr>
@@ -1975,7 +1975,7 @@
         <w:pStyle w:val="Heading1"/>
         <w:rPr/>
       </w:pPr>
-      <w:bookmarkStart w:id="4" w:name="__RefHeading___Toc1453_3673021804"/>
+      <w:bookmarkStart w:id="4" w:name="__RefHeading___Toc1467_1804324697"/>
       <w:bookmarkEnd w:id="4"/>
       <w:r>
         <w:rPr>
@@ -2048,7 +2048,7 @@
         <w:pStyle w:val="Heading2"/>
         <w:rPr/>
       </w:pPr>
-      <w:bookmarkStart w:id="5" w:name="__RefHeading___Toc1455_3673021804"/>
+      <w:bookmarkStart w:id="5" w:name="__RefHeading___Toc1469_1804324697"/>
       <w:bookmarkEnd w:id="5"/>
       <w:r>
         <w:rPr>
@@ -3590,7 +3590,7 @@
         <w:pStyle w:val="Heading2"/>
         <w:rPr/>
       </w:pPr>
-      <w:bookmarkStart w:id="7" w:name="__RefHeading___Toc1457_3673021804"/>
+      <w:bookmarkStart w:id="7" w:name="__RefHeading___Toc1471_1804324697"/>
       <w:bookmarkEnd w:id="7"/>
       <w:r>
         <w:rPr>
@@ -4725,7 +4725,7 @@
         <w:pStyle w:val="Heading2"/>
         <w:rPr/>
       </w:pPr>
-      <w:bookmarkStart w:id="8" w:name="__RefHeading___Toc1459_3673021804"/>
+      <w:bookmarkStart w:id="8" w:name="__RefHeading___Toc1473_1804324697"/>
       <w:bookmarkEnd w:id="8"/>
       <w:r>
         <w:rPr>
@@ -6024,7 +6024,7 @@
         <w:pStyle w:val="Heading2"/>
         <w:rPr/>
       </w:pPr>
-      <w:bookmarkStart w:id="9" w:name="__RefHeading___Toc1461_3673021804"/>
+      <w:bookmarkStart w:id="9" w:name="__RefHeading___Toc1475_1804324697"/>
       <w:bookmarkEnd w:id="9"/>
       <w:r>
         <w:rPr>
@@ -6913,7 +6913,7 @@
         <w:pStyle w:val="Heading1"/>
         <w:rPr/>
       </w:pPr>
-      <w:bookmarkStart w:id="11" w:name="__RefHeading___Toc1463_3673021804"/>
+      <w:bookmarkStart w:id="11" w:name="__RefHeading___Toc1477_1804324697"/>
       <w:bookmarkEnd w:id="11"/>
       <w:r>
         <w:rPr>
@@ -6930,7 +6930,7 @@
     <w:tbl>
       <w:tblPr>
         <w:tblStyle w:val="Table"/>
-        <w:tblW w:w="7920" w:type="dxa"/>
+        <w:tblW w:w="5000" w:type="pct"/>
         <w:jc w:val="center"/>
         <w:tblInd w:w="0" w:type="dxa"/>
         <w:tblLayout w:type="fixed"/>
@@ -6943,8 +6943,8 @@
         <w:tblLook w:val="0020" w:noHBand="0" w:noVBand="0" w:firstColumn="0" w:lastRow="0" w:lastColumn="0" w:firstRow="1"/>
       </w:tblPr>
       <w:tblGrid>
-        <w:gridCol w:w="3960"/>
-        <w:gridCol w:w="3959"/>
+        <w:gridCol w:w="4679"/>
+        <w:gridCol w:w="4680"/>
       </w:tblGrid>
       <w:tr>
         <w:trPr>
@@ -6952,7 +6952,7 @@
         </w:trPr>
         <w:tc>
           <w:tcPr>
-            <w:tcW w:w="3960" w:type="dxa"/>
+            <w:tcW w:w="4679" w:type="dxa"/>
             <w:tcBorders>
               <w:top w:val="single" w:sz="4" w:space="0" w:color="D6DCEA"/>
               <w:left w:val="single" w:sz="4" w:space="0" w:color="D6DCEA"/>
@@ -6988,7 +6988,7 @@
         </w:tc>
         <w:tc>
           <w:tcPr>
-            <w:tcW w:w="3959" w:type="dxa"/>
+            <w:tcW w:w="4680" w:type="dxa"/>
             <w:tcBorders>
               <w:top w:val="single" w:sz="4" w:space="0" w:color="D6DCEA"/>
               <w:left w:val="single" w:sz="4" w:space="0" w:color="D6DCEA"/>
@@ -7027,7 +7027,7 @@
         <w:trPr/>
         <w:tc>
           <w:tcPr>
-            <w:tcW w:w="3960" w:type="dxa"/>
+            <w:tcW w:w="4679" w:type="dxa"/>
             <w:tcBorders>
               <w:top w:val="single" w:sz="4" w:space="0" w:color="D6DCEA"/>
               <w:left w:val="single" w:sz="4" w:space="0" w:color="D6DCEA"/>
@@ -7060,7 +7060,7 @@
         </w:tc>
         <w:tc>
           <w:tcPr>
-            <w:tcW w:w="3959" w:type="dxa"/>
+            <w:tcW w:w="4680" w:type="dxa"/>
             <w:tcBorders>
               <w:top w:val="single" w:sz="4" w:space="0" w:color="D6DCEA"/>
               <w:left w:val="single" w:sz="4" w:space="0" w:color="D6DCEA"/>
@@ -7096,7 +7096,7 @@
         <w:trPr/>
         <w:tc>
           <w:tcPr>
-            <w:tcW w:w="3960" w:type="dxa"/>
+            <w:tcW w:w="4679" w:type="dxa"/>
             <w:tcBorders>
               <w:top w:val="single" w:sz="4" w:space="0" w:color="D6DCEA"/>
               <w:left w:val="single" w:sz="4" w:space="0" w:color="D6DCEA"/>
@@ -7129,7 +7129,7 @@
         </w:tc>
         <w:tc>
           <w:tcPr>
-            <w:tcW w:w="3959" w:type="dxa"/>
+            <w:tcW w:w="4680" w:type="dxa"/>
             <w:tcBorders>
               <w:top w:val="single" w:sz="4" w:space="0" w:color="D6DCEA"/>
               <w:left w:val="single" w:sz="4" w:space="0" w:color="D6DCEA"/>
@@ -7165,7 +7165,7 @@
         <w:trPr/>
         <w:tc>
           <w:tcPr>
-            <w:tcW w:w="3960" w:type="dxa"/>
+            <w:tcW w:w="4679" w:type="dxa"/>
             <w:tcBorders>
               <w:top w:val="single" w:sz="4" w:space="0" w:color="D6DCEA"/>
               <w:left w:val="single" w:sz="4" w:space="0" w:color="D6DCEA"/>
@@ -7198,7 +7198,7 @@
         </w:tc>
         <w:tc>
           <w:tcPr>
-            <w:tcW w:w="3959" w:type="dxa"/>
+            <w:tcW w:w="4680" w:type="dxa"/>
             <w:tcBorders>
               <w:top w:val="single" w:sz="4" w:space="0" w:color="D6DCEA"/>
               <w:left w:val="single" w:sz="4" w:space="0" w:color="D6DCEA"/>
@@ -7234,7 +7234,7 @@
         <w:trPr/>
         <w:tc>
           <w:tcPr>
-            <w:tcW w:w="3960" w:type="dxa"/>
+            <w:tcW w:w="4679" w:type="dxa"/>
             <w:tcBorders>
               <w:top w:val="single" w:sz="4" w:space="0" w:color="D6DCEA"/>
               <w:left w:val="single" w:sz="4" w:space="0" w:color="D6DCEA"/>
@@ -7267,7 +7267,7 @@
         </w:tc>
         <w:tc>
           <w:tcPr>
-            <w:tcW w:w="3959" w:type="dxa"/>
+            <w:tcW w:w="4680" w:type="dxa"/>
             <w:tcBorders>
               <w:top w:val="single" w:sz="4" w:space="0" w:color="D6DCEA"/>
               <w:left w:val="single" w:sz="4" w:space="0" w:color="D6DCEA"/>
@@ -7303,7 +7303,76 @@
         <w:trPr/>
         <w:tc>
           <w:tcPr>
-            <w:tcW w:w="3960" w:type="dxa"/>
+            <w:tcW w:w="4679" w:type="dxa"/>
+            <w:tcBorders>
+              <w:top w:val="single" w:sz="4" w:space="0" w:color="D6DCEA"/>
+              <w:left w:val="single" w:sz="4" w:space="0" w:color="D6DCEA"/>
+              <w:bottom w:val="single" w:sz="4" w:space="0" w:color="D6DCEA"/>
+              <w:right w:val="single" w:sz="4" w:space="0" w:color="D6DCEA"/>
+            </w:tcBorders>
+          </w:tcPr>
+          <w:p>
+            <w:pPr>
+              <w:pStyle w:val="Compact"/>
+              <w:widowControl/>
+              <w:spacing w:before="36" w:after="40"/>
+              <w:jc w:val="left"/>
+              <w:rPr>
+                <w:kern w:val="0"/>
+                <w:szCs w:val="24"/>
+                <w:lang w:val="en-US" w:eastAsia="en-US" w:bidi="ar-SA"/>
+              </w:rPr>
+            </w:pPr>
+            <w:r>
+              <w:rPr>
+                <w:kern w:val="0"/>
+                <w:sz w:val="18"/>
+                <w:szCs w:val="24"/>
+                <w:lang w:val="en-US" w:eastAsia="en-US" w:bidi="ar-SA"/>
+              </w:rPr>
+              <w:t>Приёмка кадровой службой и ИБ, проверка на 1000–2000 сотрудников, комплект для реестра, регламенты эксплуатации</w:t>
+            </w:r>
+          </w:p>
+        </w:tc>
+        <w:tc>
+          <w:tcPr>
+            <w:tcW w:w="4680" w:type="dxa"/>
+            <w:tcBorders>
+              <w:top w:val="single" w:sz="4" w:space="0" w:color="D6DCEA"/>
+              <w:left w:val="single" w:sz="4" w:space="0" w:color="D6DCEA"/>
+              <w:bottom w:val="single" w:sz="4" w:space="0" w:color="D6DCEA"/>
+              <w:right w:val="single" w:sz="4" w:space="0" w:color="D6DCEA"/>
+            </w:tcBorders>
+          </w:tcPr>
+          <w:p>
+            <w:pPr>
+              <w:pStyle w:val="Compact"/>
+              <w:widowControl/>
+              <w:spacing w:before="36" w:after="40"/>
+              <w:jc w:val="left"/>
+              <w:rPr>
+                <w:kern w:val="0"/>
+                <w:szCs w:val="24"/>
+                <w:lang w:val="en-US" w:eastAsia="en-US" w:bidi="ar-SA"/>
+              </w:rPr>
+            </w:pPr>
+            <w:r>
+              <w:rPr>
+                <w:kern w:val="0"/>
+                <w:sz w:val="18"/>
+                <w:szCs w:val="24"/>
+                <w:lang w:val="en-US" w:eastAsia="en-US" w:bidi="ar-SA"/>
+              </w:rPr>
+              <w:t>v1.0.0</w:t>
+            </w:r>
+          </w:p>
+        </w:tc>
+      </w:tr>
+      <w:tr>
+        <w:trPr/>
+        <w:tc>
+          <w:tcPr>
+            <w:tcW w:w="4679" w:type="dxa"/>
             <w:tcBorders>
               <w:top w:val="single" w:sz="4" w:space="0" w:color="D6DCEA"/>
               <w:left w:val="single" w:sz="4" w:space="0" w:color="D6DCEA"/>
@@ -7336,7 +7405,7 @@
         </w:tc>
         <w:tc>
           <w:tcPr>
-            <w:tcW w:w="3959" w:type="dxa"/>
+            <w:tcW w:w="4680" w:type="dxa"/>
             <w:tcBorders>
               <w:top w:val="single" w:sz="4" w:space="0" w:color="D6DCEA"/>
               <w:left w:val="single" w:sz="4" w:space="0" w:color="D6DCEA"/>
@@ -7413,7 +7482,7 @@
         <w:color w:val="8A92A6"/>
         <w:sz w:val="16"/>
       </w:rPr>
-      <w:t xml:space="preserve">Планировщик отпусков 0.6.0 · Ревизия функциональности · стр. </w:t>
+      <w:t xml:space="preserve">Планировщик отпусков 1.0.0 · Ревизия функциональности · стр. </w:t>
     </w:r>
     <w:r>
       <w:rPr/>
@@ -7452,7 +7521,7 @@
         <w:color w:val="8A92A6"/>
         <w:sz w:val="16"/>
       </w:rPr>
-      <w:t xml:space="preserve">Планировщик отпусков 0.6.0 · Ревизия функциональности · стр. </w:t>
+      <w:t xml:space="preserve">Планировщик отпусков 1.0.0 · Ревизия функциональности · стр. </w:t>
     </w:r>
     <w:r>
       <w:rPr/>
